--- a/week-11-launch-and-topic/Topic Brainstorming Worksheet TCE 284.docx
+++ b/week-11-launch-and-topic/Topic Brainstorming Worksheet TCE 284.docx
@@ -260,11 +260,9 @@
     <w:p/>
     <w:p/>
     <w:p>
-      <w:r>
-        <w:br w:type="page"/>
-      </w:r>
-    </w:p>
-    <w:p>
+      <w:pPr>
+        <w:pageBreakBefore/>
+      </w:pPr>
       <w:r>
         <w:rPr>
           <w:rFonts w:ascii="Palatino" w:hAnsi="Palatino" w:eastAsia="Palatino" w:cs="Palatino"/>
